--- a/examples/references/doc/build_query_strings.docx
+++ b/examples/references/doc/build_query_strings.docx
@@ -218,7 +218,7 @@
         <w:rPr>
           <w:rStyle w:val="StringTok"/>
         </w:rPr>
-        <w:t xml:space="preserve">"https://raw.githubusercontent.com/eogasawara/mylibrary/refs/heads/main/references/ref_utils.R"</w:t>
+        <w:t xml:space="preserve">"../../references/myReferences.R"</w:t>
       </w:r>
       <w:r>
         <w:rPr>
@@ -226,6 +226,75 @@
         </w:rPr>
         <w:t xml:space="preserve">)</w:t>
       </w:r>
+      <w:r>
+        <w:br/>
+      </w:r>
+      <w:r>
+        <w:rPr>
+          <w:rStyle w:val="FunctionTok"/>
+        </w:rPr>
+        <w:t xml:space="preserve">source</w:t>
+      </w:r>
+      <w:r>
+        <w:rPr>
+          <w:rStyle w:val="NormalTok"/>
+        </w:rPr>
+        <w:t xml:space="preserve">(</w:t>
+      </w:r>
+      <w:r>
+        <w:rPr>
+          <w:rStyle w:val="StringTok"/>
+        </w:rPr>
+        <w:t xml:space="preserve">"../../references/ref_utils.R"</w:t>
+      </w:r>
+      <w:r>
+        <w:rPr>
+          <w:rStyle w:val="NormalTok"/>
+        </w:rPr>
+        <w:t xml:space="preserve">)</w:t>
+      </w:r>
+      <w:r>
+        <w:br/>
+      </w:r>
+      <w:r>
+        <w:rPr>
+          <w:rStyle w:val="FunctionTok"/>
+        </w:rPr>
+        <w:t xml:space="preserve">source</w:t>
+      </w:r>
+      <w:r>
+        <w:rPr>
+          <w:rStyle w:val="NormalTok"/>
+        </w:rPr>
+        <w:t xml:space="preserve">(</w:t>
+      </w:r>
+      <w:r>
+        <w:rPr>
+          <w:rStyle w:val="StringTok"/>
+        </w:rPr>
+        <w:t xml:space="preserve">"reference_examples_setup.R"</w:t>
+      </w:r>
+      <w:r>
+        <w:rPr>
+          <w:rStyle w:val="NormalTok"/>
+        </w:rPr>
+        <w:t xml:space="preserve">)</w:t>
+      </w:r>
+      <w:r>
+        <w:br/>
+      </w:r>
+      <w:r>
+        <w:rPr>
+          <w:rStyle w:val="FunctionTok"/>
+        </w:rPr>
+        <w:t xml:space="preserve">ensure_reference_example_files</w:t>
+      </w:r>
+      <w:r>
+        <w:rPr>
+          <w:rStyle w:val="NormalTok"/>
+        </w:rPr>
+        <w:t xml:space="preserve">()</w:t>
+      </w:r>
     </w:p>
     <w:p>
       <w:pPr>
@@ -241,24 +310,378 @@
       </w:pPr>
       <w:r>
         <w:rPr>
+          <w:rStyle w:val="NormalTok"/>
+        </w:rPr>
+        <w:t xml:space="preserve">bib_file </w:t>
+      </w:r>
+      <w:r>
+        <w:rPr>
+          <w:rStyle w:val="OtherTok"/>
+        </w:rPr>
+        <w:t xml:space="preserve">&lt;-</w:t>
+      </w:r>
+      <w:r>
+        <w:rPr>
+          <w:rStyle w:val="NormalTok"/>
+        </w:rPr>
+        <w:t xml:space="preserve"> </w:t>
+      </w:r>
+      <w:r>
+        <w:rPr>
+          <w:rStyle w:val="StringTok"/>
+        </w:rPr>
+        <w:t xml:space="preserve">"query_references.bib"</w:t>
+      </w:r>
+      <w:r>
+        <w:rPr>
+          <w:rStyle w:val="NormalTok"/>
+        </w:rPr>
+        <w:t xml:space="preserve"> </w:t>
+      </w:r>
+      <w:r>
+        <w:rPr>
           <w:rStyle w:val="CommentTok"/>
         </w:rPr>
-        <w:t xml:space="preserve"># Edit this path to your .bib file</w:t>
+        <w:t xml:space="preserve"># arquivo .bib no diretorio atual</w:t>
+      </w:r>
+    </w:p>
+    <w:p>
+      <w:pPr>
+        <w:pStyle w:val="FirstParagraph"/>
+      </w:pPr>
+      <w:r>
+        <w:t xml:space="preserve">Build Queries</w:t>
+      </w:r>
+    </w:p>
+    <w:p>
+      <w:pPr>
+        <w:pStyle w:val="SourceCode"/>
+      </w:pPr>
+      <w:r>
+        <w:rPr>
+          <w:rStyle w:val="NormalTok"/>
+        </w:rPr>
+        <w:t xml:space="preserve">qry_doi   </w:t>
+      </w:r>
+      <w:r>
+        <w:rPr>
+          <w:rStyle w:val="OtherTok"/>
+        </w:rPr>
+        <w:t xml:space="preserve">&lt;-</w:t>
+      </w:r>
+      <w:r>
+        <w:rPr>
+          <w:rStyle w:val="NormalTok"/>
+        </w:rPr>
+        <w:t xml:space="preserve"> </w:t>
+      </w:r>
+      <w:r>
+        <w:rPr>
+          <w:rStyle w:val="FunctionTok"/>
+        </w:rPr>
+        <w:t xml:space="preserve">queryString</w:t>
+      </w:r>
+      <w:r>
+        <w:rPr>
+          <w:rStyle w:val="NormalTok"/>
+        </w:rPr>
+        <w:t xml:space="preserve">(bib_file, </w:t>
+      </w:r>
+      <w:r>
+        <w:rPr>
+          <w:rStyle w:val="AttributeTok"/>
+        </w:rPr>
+        <w:t xml:space="preserve">doi =</w:t>
+      </w:r>
+      <w:r>
+        <w:rPr>
+          <w:rStyle w:val="NormalTok"/>
+        </w:rPr>
+        <w:t xml:space="preserve"> </w:t>
+      </w:r>
+      <w:r>
+        <w:rPr>
+          <w:rStyle w:val="ConstantTok"/>
+        </w:rPr>
+        <w:t xml:space="preserve">TRUE</w:t>
+      </w:r>
+      <w:r>
+        <w:rPr>
+          <w:rStyle w:val="NormalTok"/>
+        </w:rPr>
+        <w:t xml:space="preserve">)</w:t>
+      </w:r>
+    </w:p>
+    <w:p>
+      <w:pPr>
+        <w:pStyle w:val="SourceCode"/>
+      </w:pPr>
+      <w:r>
+        <w:rPr>
+          <w:rStyle w:val="VerbatimChar"/>
+        </w:rPr>
+        <w:t xml:space="preserve">## DOI("10.1000/sample-doi")</w:t>
+      </w:r>
+    </w:p>
+    <w:p>
+      <w:pPr>
+        <w:pStyle w:val="SourceCode"/>
+      </w:pPr>
+      <w:r>
+        <w:rPr>
+          <w:rStyle w:val="NormalTok"/>
+        </w:rPr>
+        <w:t xml:space="preserve">qry_title </w:t>
+      </w:r>
+      <w:r>
+        <w:rPr>
+          <w:rStyle w:val="OtherTok"/>
+        </w:rPr>
+        <w:t xml:space="preserve">&lt;-</w:t>
+      </w:r>
+      <w:r>
+        <w:rPr>
+          <w:rStyle w:val="NormalTok"/>
+        </w:rPr>
+        <w:t xml:space="preserve"> </w:t>
+      </w:r>
+      <w:r>
+        <w:rPr>
+          <w:rStyle w:val="FunctionTok"/>
+        </w:rPr>
+        <w:t xml:space="preserve">queryString</w:t>
+      </w:r>
+      <w:r>
+        <w:rPr>
+          <w:rStyle w:val="NormalTok"/>
+        </w:rPr>
+        <w:t xml:space="preserve">(bib_file, </w:t>
+      </w:r>
+      <w:r>
+        <w:rPr>
+          <w:rStyle w:val="AttributeTok"/>
+        </w:rPr>
+        <w:t xml:space="preserve">doi =</w:t>
+      </w:r>
+      <w:r>
+        <w:rPr>
+          <w:rStyle w:val="NormalTok"/>
+        </w:rPr>
+        <w:t xml:space="preserve"> </w:t>
+      </w:r>
+      <w:r>
+        <w:rPr>
+          <w:rStyle w:val="ConstantTok"/>
+        </w:rPr>
+        <w:t xml:space="preserve">FALSE</w:t>
+      </w:r>
+      <w:r>
+        <w:rPr>
+          <w:rStyle w:val="NormalTok"/>
+        </w:rPr>
+        <w:t xml:space="preserve">)</w:t>
+      </w:r>
+    </w:p>
+    <w:p>
+      <w:pPr>
+        <w:pStyle w:val="SourceCode"/>
+      </w:pPr>
+      <w:r>
+        <w:rPr>
+          <w:rStyle w:val="VerbatimChar"/>
+        </w:rPr>
+        <w:t xml:space="preserve">## TITLE("a sample title only")</w:t>
+      </w:r>
+    </w:p>
+    <w:p>
+      <w:pPr>
+        <w:pStyle w:val="SourceCode"/>
+      </w:pPr>
+      <w:r>
+        <w:rPr>
+          <w:rStyle w:val="FunctionTok"/>
+        </w:rPr>
+        <w:t xml:space="preserve">cat</w:t>
+      </w:r>
+      <w:r>
+        <w:rPr>
+          <w:rStyle w:val="NormalTok"/>
+        </w:rPr>
+        <w:t xml:space="preserve">(</w:t>
+      </w:r>
+      <w:r>
+        <w:rPr>
+          <w:rStyle w:val="StringTok"/>
+        </w:rPr>
+        <w:t xml:space="preserve">"</w:t>
+      </w:r>
+      <w:r>
+        <w:rPr>
+          <w:rStyle w:val="SpecialCharTok"/>
+        </w:rPr>
+        <w:t xml:space="preserve">\n</w:t>
+      </w:r>
+      <w:r>
+        <w:rPr>
+          <w:rStyle w:val="StringTok"/>
+        </w:rPr>
+        <w:t xml:space="preserve">Query by DOI:</w:t>
+      </w:r>
+      <w:r>
+        <w:rPr>
+          <w:rStyle w:val="SpecialCharTok"/>
+        </w:rPr>
+        <w:t xml:space="preserve">\n</w:t>
+      </w:r>
+      <w:r>
+        <w:rPr>
+          <w:rStyle w:val="StringTok"/>
+        </w:rPr>
+        <w:t xml:space="preserve">"</w:t>
+      </w:r>
+      <w:r>
+        <w:rPr>
+          <w:rStyle w:val="NormalTok"/>
+        </w:rPr>
+        <w:t xml:space="preserve">);   </w:t>
+      </w:r>
+      <w:r>
+        <w:rPr>
+          <w:rStyle w:val="FunctionTok"/>
+        </w:rPr>
+        <w:t xml:space="preserve">print</w:t>
+      </w:r>
+      <w:r>
+        <w:rPr>
+          <w:rStyle w:val="NormalTok"/>
+        </w:rPr>
+        <w:t xml:space="preserve">(qry_doi,   </w:t>
+      </w:r>
+      <w:r>
+        <w:rPr>
+          <w:rStyle w:val="AttributeTok"/>
+        </w:rPr>
+        <w:t xml:space="preserve">quote =</w:t>
+      </w:r>
+      <w:r>
+        <w:rPr>
+          <w:rStyle w:val="NormalTok"/>
+        </w:rPr>
+        <w:t xml:space="preserve"> </w:t>
+      </w:r>
+      <w:r>
+        <w:rPr>
+          <w:rStyle w:val="ConstantTok"/>
+        </w:rPr>
+        <w:t xml:space="preserve">FALSE</w:t>
+      </w:r>
+      <w:r>
+        <w:rPr>
+          <w:rStyle w:val="NormalTok"/>
+        </w:rPr>
+        <w:t xml:space="preserve">)</w:t>
+      </w:r>
+    </w:p>
+    <w:p>
+      <w:pPr>
+        <w:pStyle w:val="SourceCode"/>
+      </w:pPr>
+      <w:r>
+        <w:rPr>
+          <w:rStyle w:val="VerbatimChar"/>
+        </w:rPr>
+        <w:t xml:space="preserve">## </w:t>
       </w:r>
       <w:r>
         <w:br/>
       </w:r>
       <w:r>
         <w:rPr>
-          <w:rStyle w:val="NormalTok"/>
-        </w:rPr>
-        <w:t xml:space="preserve">bib_file </w:t>
-      </w:r>
-      <w:r>
-        <w:rPr>
-          <w:rStyle w:val="OtherTok"/>
-        </w:rPr>
-        <w:t xml:space="preserve">&lt;-</w:t>
+          <w:rStyle w:val="VerbatimChar"/>
+        </w:rPr>
+        <w:t xml:space="preserve">## Query by DOI:</w:t>
+      </w:r>
+    </w:p>
+    <w:p>
+      <w:pPr>
+        <w:pStyle w:val="SourceCode"/>
+      </w:pPr>
+      <w:r>
+        <w:rPr>
+          <w:rStyle w:val="VerbatimChar"/>
+        </w:rPr>
+        <w:t xml:space="preserve">## NULL</w:t>
+      </w:r>
+    </w:p>
+    <w:p>
+      <w:pPr>
+        <w:pStyle w:val="SourceCode"/>
+      </w:pPr>
+      <w:r>
+        <w:rPr>
+          <w:rStyle w:val="FunctionTok"/>
+        </w:rPr>
+        <w:t xml:space="preserve">cat</w:t>
+      </w:r>
+      <w:r>
+        <w:rPr>
+          <w:rStyle w:val="NormalTok"/>
+        </w:rPr>
+        <w:t xml:space="preserve">(</w:t>
+      </w:r>
+      <w:r>
+        <w:rPr>
+          <w:rStyle w:val="StringTok"/>
+        </w:rPr>
+        <w:t xml:space="preserve">"</w:t>
+      </w:r>
+      <w:r>
+        <w:rPr>
+          <w:rStyle w:val="SpecialCharTok"/>
+        </w:rPr>
+        <w:t xml:space="preserve">\n</w:t>
+      </w:r>
+      <w:r>
+        <w:rPr>
+          <w:rStyle w:val="StringTok"/>
+        </w:rPr>
+        <w:t xml:space="preserve">Query by Title:</w:t>
+      </w:r>
+      <w:r>
+        <w:rPr>
+          <w:rStyle w:val="SpecialCharTok"/>
+        </w:rPr>
+        <w:t xml:space="preserve">\n</w:t>
+      </w:r>
+      <w:r>
+        <w:rPr>
+          <w:rStyle w:val="StringTok"/>
+        </w:rPr>
+        <w:t xml:space="preserve">"</w:t>
+      </w:r>
+      <w:r>
+        <w:rPr>
+          <w:rStyle w:val="NormalTok"/>
+        </w:rPr>
+        <w:t xml:space="preserve">); </w:t>
+      </w:r>
+      <w:r>
+        <w:rPr>
+          <w:rStyle w:val="FunctionTok"/>
+        </w:rPr>
+        <w:t xml:space="preserve">print</w:t>
+      </w:r>
+      <w:r>
+        <w:rPr>
+          <w:rStyle w:val="NormalTok"/>
+        </w:rPr>
+        <w:t xml:space="preserve">(qry_title, </w:t>
+      </w:r>
+      <w:r>
+        <w:rPr>
+          <w:rStyle w:val="AttributeTok"/>
+        </w:rPr>
+        <w:t xml:space="preserve">quote =</w:t>
       </w:r>
       <w:r>
         <w:rPr>
@@ -268,17 +691,15 @@
       </w:r>
       <w:r>
         <w:rPr>
-          <w:rStyle w:val="StringTok"/>
-        </w:rPr>
-        <w:t xml:space="preserve">"path/to/references.bib"</w:t>
-      </w:r>
-    </w:p>
-    <w:p>
-      <w:pPr>
-        <w:pStyle w:val="FirstParagraph"/>
-      </w:pPr>
-      <w:r>
-        <w:t xml:space="preserve">Build Queries</w:t>
+          <w:rStyle w:val="ConstantTok"/>
+        </w:rPr>
+        <w:t xml:space="preserve">FALSE</w:t>
+      </w:r>
+      <w:r>
+        <w:rPr>
+          <w:rStyle w:val="NormalTok"/>
+        </w:rPr>
+        <w:t xml:space="preserve">)</w:t>
       </w:r>
     </w:p>
     <w:p>
@@ -287,291 +708,29 @@
       </w:pPr>
       <w:r>
         <w:rPr>
-          <w:rStyle w:val="NormalTok"/>
-        </w:rPr>
-        <w:t xml:space="preserve">qry_doi   </w:t>
-      </w:r>
-      <w:r>
-        <w:rPr>
-          <w:rStyle w:val="OtherTok"/>
-        </w:rPr>
-        <w:t xml:space="preserve">&lt;-</w:t>
-      </w:r>
-      <w:r>
-        <w:rPr>
-          <w:rStyle w:val="NormalTok"/>
-        </w:rPr>
-        <w:t xml:space="preserve"> </w:t>
-      </w:r>
-      <w:r>
-        <w:rPr>
-          <w:rStyle w:val="FunctionTok"/>
-        </w:rPr>
-        <w:t xml:space="preserve">queryString</w:t>
-      </w:r>
-      <w:r>
-        <w:rPr>
-          <w:rStyle w:val="NormalTok"/>
-        </w:rPr>
-        <w:t xml:space="preserve">(bib_file, </w:t>
-      </w:r>
-      <w:r>
-        <w:rPr>
-          <w:rStyle w:val="AttributeTok"/>
-        </w:rPr>
-        <w:t xml:space="preserve">doi =</w:t>
-      </w:r>
-      <w:r>
-        <w:rPr>
-          <w:rStyle w:val="NormalTok"/>
-        </w:rPr>
-        <w:t xml:space="preserve"> </w:t>
-      </w:r>
-      <w:r>
-        <w:rPr>
-          <w:rStyle w:val="ConstantTok"/>
-        </w:rPr>
-        <w:t xml:space="preserve">TRUE</w:t>
-      </w:r>
-      <w:r>
-        <w:rPr>
-          <w:rStyle w:val="NormalTok"/>
-        </w:rPr>
-        <w:t xml:space="preserve">)</w:t>
+          <w:rStyle w:val="VerbatimChar"/>
+        </w:rPr>
+        <w:t xml:space="preserve">## </w:t>
       </w:r>
       <w:r>
         <w:br/>
       </w:r>
       <w:r>
         <w:rPr>
-          <w:rStyle w:val="NormalTok"/>
-        </w:rPr>
-        <w:t xml:space="preserve">qry_title </w:t>
-      </w:r>
-      <w:r>
-        <w:rPr>
-          <w:rStyle w:val="OtherTok"/>
-        </w:rPr>
-        <w:t xml:space="preserve">&lt;-</w:t>
-      </w:r>
-      <w:r>
-        <w:rPr>
-          <w:rStyle w:val="NormalTok"/>
-        </w:rPr>
-        <w:t xml:space="preserve"> </w:t>
-      </w:r>
-      <w:r>
-        <w:rPr>
-          <w:rStyle w:val="FunctionTok"/>
-        </w:rPr>
-        <w:t xml:space="preserve">queryString</w:t>
-      </w:r>
-      <w:r>
-        <w:rPr>
-          <w:rStyle w:val="NormalTok"/>
-        </w:rPr>
-        <w:t xml:space="preserve">(bib_file, </w:t>
-      </w:r>
-      <w:r>
-        <w:rPr>
-          <w:rStyle w:val="AttributeTok"/>
-        </w:rPr>
-        <w:t xml:space="preserve">doi =</w:t>
-      </w:r>
-      <w:r>
-        <w:rPr>
-          <w:rStyle w:val="NormalTok"/>
-        </w:rPr>
-        <w:t xml:space="preserve"> </w:t>
-      </w:r>
-      <w:r>
-        <w:rPr>
-          <w:rStyle w:val="ConstantTok"/>
-        </w:rPr>
-        <w:t xml:space="preserve">FALSE</w:t>
-      </w:r>
-      <w:r>
-        <w:rPr>
-          <w:rStyle w:val="NormalTok"/>
-        </w:rPr>
-        <w:t xml:space="preserve">)</w:t>
-      </w:r>
-      <w:r>
-        <w:br/>
-      </w:r>
-      <w:r>
-        <w:br/>
-      </w:r>
-      <w:r>
-        <w:rPr>
-          <w:rStyle w:val="FunctionTok"/>
-        </w:rPr>
-        <w:t xml:space="preserve">cat</w:t>
-      </w:r>
-      <w:r>
-        <w:rPr>
-          <w:rStyle w:val="NormalTok"/>
-        </w:rPr>
-        <w:t xml:space="preserve">(</w:t>
-      </w:r>
-      <w:r>
-        <w:rPr>
-          <w:rStyle w:val="StringTok"/>
-        </w:rPr>
-        <w:t xml:space="preserve">"</w:t>
-      </w:r>
-      <w:r>
-        <w:rPr>
-          <w:rStyle w:val="SpecialCharTok"/>
-        </w:rPr>
-        <w:t xml:space="preserve">\n</w:t>
-      </w:r>
-      <w:r>
-        <w:rPr>
-          <w:rStyle w:val="StringTok"/>
-        </w:rPr>
-        <w:t xml:space="preserve">Query by DOI:</w:t>
-      </w:r>
-      <w:r>
-        <w:rPr>
-          <w:rStyle w:val="SpecialCharTok"/>
-        </w:rPr>
-        <w:t xml:space="preserve">\n</w:t>
-      </w:r>
-      <w:r>
-        <w:rPr>
-          <w:rStyle w:val="StringTok"/>
-        </w:rPr>
-        <w:t xml:space="preserve">"</w:t>
-      </w:r>
-      <w:r>
-        <w:rPr>
-          <w:rStyle w:val="NormalTok"/>
-        </w:rPr>
-        <w:t xml:space="preserve">);   </w:t>
-      </w:r>
-      <w:r>
-        <w:rPr>
-          <w:rStyle w:val="FunctionTok"/>
-        </w:rPr>
-        <w:t xml:space="preserve">print</w:t>
-      </w:r>
-      <w:r>
-        <w:rPr>
-          <w:rStyle w:val="NormalTok"/>
-        </w:rPr>
-        <w:t xml:space="preserve">(qry_doi,   </w:t>
-      </w:r>
-      <w:r>
-        <w:rPr>
-          <w:rStyle w:val="AttributeTok"/>
-        </w:rPr>
-        <w:t xml:space="preserve">quote =</w:t>
-      </w:r>
-      <w:r>
-        <w:rPr>
-          <w:rStyle w:val="NormalTok"/>
-        </w:rPr>
-        <w:t xml:space="preserve"> </w:t>
-      </w:r>
-      <w:r>
-        <w:rPr>
-          <w:rStyle w:val="ConstantTok"/>
-        </w:rPr>
-        <w:t xml:space="preserve">FALSE</w:t>
-      </w:r>
-      <w:r>
-        <w:rPr>
-          <w:rStyle w:val="NormalTok"/>
-        </w:rPr>
-        <w:t xml:space="preserve">)</w:t>
-      </w:r>
-      <w:r>
-        <w:br/>
-      </w:r>
-      <w:r>
-        <w:rPr>
-          <w:rStyle w:val="FunctionTok"/>
-        </w:rPr>
-        <w:t xml:space="preserve">cat</w:t>
-      </w:r>
-      <w:r>
-        <w:rPr>
-          <w:rStyle w:val="NormalTok"/>
-        </w:rPr>
-        <w:t xml:space="preserve">(</w:t>
-      </w:r>
-      <w:r>
-        <w:rPr>
-          <w:rStyle w:val="StringTok"/>
-        </w:rPr>
-        <w:t xml:space="preserve">"</w:t>
-      </w:r>
-      <w:r>
-        <w:rPr>
-          <w:rStyle w:val="SpecialCharTok"/>
-        </w:rPr>
-        <w:t xml:space="preserve">\n</w:t>
-      </w:r>
-      <w:r>
-        <w:rPr>
-          <w:rStyle w:val="StringTok"/>
-        </w:rPr>
-        <w:t xml:space="preserve">Query by Title:</w:t>
-      </w:r>
-      <w:r>
-        <w:rPr>
-          <w:rStyle w:val="SpecialCharTok"/>
-        </w:rPr>
-        <w:t xml:space="preserve">\n</w:t>
-      </w:r>
-      <w:r>
-        <w:rPr>
-          <w:rStyle w:val="StringTok"/>
-        </w:rPr>
-        <w:t xml:space="preserve">"</w:t>
-      </w:r>
-      <w:r>
-        <w:rPr>
-          <w:rStyle w:val="NormalTok"/>
-        </w:rPr>
-        <w:t xml:space="preserve">); </w:t>
-      </w:r>
-      <w:r>
-        <w:rPr>
-          <w:rStyle w:val="FunctionTok"/>
-        </w:rPr>
-        <w:t xml:space="preserve">print</w:t>
-      </w:r>
-      <w:r>
-        <w:rPr>
-          <w:rStyle w:val="NormalTok"/>
-        </w:rPr>
-        <w:t xml:space="preserve">(qry_title, </w:t>
-      </w:r>
-      <w:r>
-        <w:rPr>
-          <w:rStyle w:val="AttributeTok"/>
-        </w:rPr>
-        <w:t xml:space="preserve">quote =</w:t>
-      </w:r>
-      <w:r>
-        <w:rPr>
-          <w:rStyle w:val="NormalTok"/>
-        </w:rPr>
-        <w:t xml:space="preserve"> </w:t>
-      </w:r>
-      <w:r>
-        <w:rPr>
-          <w:rStyle w:val="ConstantTok"/>
-        </w:rPr>
-        <w:t xml:space="preserve">FALSE</w:t>
-      </w:r>
-      <w:r>
-        <w:rPr>
-          <w:rStyle w:val="NormalTok"/>
-        </w:rPr>
-        <w:t xml:space="preserve">)</w:t>
+          <w:rStyle w:val="VerbatimChar"/>
+        </w:rPr>
+        <w:t xml:space="preserve">## Query by Title:</w:t>
+      </w:r>
+    </w:p>
+    <w:p>
+      <w:pPr>
+        <w:pStyle w:val="SourceCode"/>
+      </w:pPr>
+      <w:r>
+        <w:rPr>
+          <w:rStyle w:val="VerbatimChar"/>
+        </w:rPr>
+        <w:t xml:space="preserve">## NULL</w:t>
       </w:r>
     </w:p>
     <w:sectPr>

--- a/examples/references/doc/build_query_strings.docx
+++ b/examples/references/doc/build_query_strings.docx
@@ -218,7 +218,7 @@
         <w:rPr>
           <w:rStyle w:val="StringTok"/>
         </w:rPr>
-        <w:t xml:space="preserve">"../../references/myReferences.R"</w:t>
+        <w:t xml:space="preserve">"https://raw.githubusercontent.com/eogasawara/mylibrary/refs/heads/main/references/ref_utils.R"</w:t>
       </w:r>
       <w:r>
         <w:rPr>
@@ -245,7 +245,7 @@
         <w:rPr>
           <w:rStyle w:val="StringTok"/>
         </w:rPr>
-        <w:t xml:space="preserve">"../../references/ref_utils.R"</w:t>
+        <w:t xml:space="preserve">"https://raw.githubusercontent.com/eogasawara/mylibrary/refs/heads/main/references/reference_examples_setup.R"</w:t>
       </w:r>
       <w:r>
         <w:rPr>
@@ -260,34 +260,7 @@
         <w:rPr>
           <w:rStyle w:val="FunctionTok"/>
         </w:rPr>
-        <w:t xml:space="preserve">source</w:t>
-      </w:r>
-      <w:r>
-        <w:rPr>
-          <w:rStyle w:val="NormalTok"/>
-        </w:rPr>
-        <w:t xml:space="preserve">(</w:t>
-      </w:r>
-      <w:r>
-        <w:rPr>
-          <w:rStyle w:val="StringTok"/>
-        </w:rPr>
-        <w:t xml:space="preserve">"reference_examples_setup.R"</w:t>
-      </w:r>
-      <w:r>
-        <w:rPr>
-          <w:rStyle w:val="NormalTok"/>
-        </w:rPr>
-        <w:t xml:space="preserve">)</w:t>
-      </w:r>
-      <w:r>
-        <w:br/>
-      </w:r>
-      <w:r>
-        <w:rPr>
-          <w:rStyle w:val="FunctionTok"/>
-        </w:rPr>
-        <w:t xml:space="preserve">ensure_reference_example_files</w:t>
+        <w:t xml:space="preserve">download_reference_example_files</w:t>
       </w:r>
       <w:r>
         <w:rPr>

--- a/examples/references/doc/build_query_strings.docx
+++ b/examples/references/doc/build_query_strings.docx
@@ -225,6 +225,33 @@
           <w:rStyle w:val="NormalTok"/>
         </w:rPr>
         <w:t xml:space="preserve">)</w:t>
+      </w:r>
+      <w:r>
+        <w:br/>
+      </w:r>
+      <w:r>
+        <w:rPr>
+          <w:rStyle w:val="CommentTok"/>
+        </w:rPr>
+        <w:t xml:space="preserve"># As duas linhas abaixo sao apenas para o cenario de teste desta documentacao.</w:t>
+      </w:r>
+      <w:r>
+        <w:br/>
+      </w:r>
+      <w:r>
+        <w:rPr>
+          <w:rStyle w:val="CommentTok"/>
+        </w:rPr>
+        <w:t xml:space="preserve"># Em uso real, basta remover esse bloco e configurar corretamente as variaveis</w:t>
+      </w:r>
+      <w:r>
+        <w:br/>
+      </w:r>
+      <w:r>
+        <w:rPr>
+          <w:rStyle w:val="CommentTok"/>
+        </w:rPr>
+        <w:t xml:space="preserve"># de entrada para apontarem para os seus arquivos reais.</w:t>
       </w:r>
       <w:r>
         <w:br/>
